--- a/aura-documents/output/word/09-marketing-and-finance/02-website-terms-and-booking-terms.docx
+++ b/aura-documents/output/word/09-marketing-and-finance/02-website-terms-and-booking-terms.docx
@@ -30,7 +30,7 @@
           <w:color w:val="7A6753"/>
           <w:sz w:val="16"/>
         </w:rPr>
-        <w:t xml:space="preserve">Document No. AUR-MKT-02 · Version 0.1 (Draft) · Owner: General Manager · Effective: </w:t>
+        <w:t xml:space="preserve">Document No. AUR-MKT-02 · Version 0.2 (Draft) · Owner: General Manager · Effective: </w:t>
       </w:r>
       <w:r>
         <w:rPr>
@@ -80,7 +80,7 @@
           <w:color w:val="4A3A2C"/>
           <w:sz w:val="18"/>
         </w:rPr>
-        <w:t>Legal review note: the adviser should confirm cancellation and no-show wording against UAE consumer protection law, the membership cancellation mechanics, governing law and courts, and any DHA conditions for IV therapy and hyperbaric oxygen bookings.</w:t>
+        <w:t>Legal review note: the adviser should confirm cancellation and no-show wording against UAE consumer protection law, the membership cancellation mechanics, governing law and courts, and any DHA / licensing-authority conditions for hyperbaric oxygen bookings.</w:t>
       </w:r>
     </w:p>
     <w:p>
@@ -495,7 +495,7 @@
           <w:color w:val="4A3A2C"/>
           <w:sz w:val="20"/>
         </w:rPr>
-        <w:t xml:space="preserve"> Choose a modality (or "Not sure yet — build my reset") and a preferred time band: Morning 8–11am, Midday 11am–2pm, Afternoon 2–5pm or Evening 5–8pm.</w:t>
+        <w:t xml:space="preserve"> Book on the website or on WhatsApp. Choose a modality (or "Not sure yet — build my reset") and a preferred time band: Morning 9am–12pm, Midday 12–3pm, Afternoon 3–6pm or Evening 6–9pm. We are open 7 days a week, 9:00am–9:00pm.</w:t>
       </w:r>
     </w:p>
     <w:p>
@@ -573,7 +573,7 @@
           <w:color w:val="4A3A2C"/>
           <w:sz w:val="20"/>
         </w:rPr>
-        <w:t xml:space="preserve"> Your Host tailors the protocol to the state you arrive in.</w:t>
+        <w:t xml:space="preserve"> Your first visit begins with a consultation with one of our Healers, who identifies the core issue and designs a personalised package. Your Host then tailors each session to the state you arrive in.</w:t>
       </w:r>
     </w:p>
     <w:p>
@@ -588,7 +588,7 @@
           <w:color w:val="4A3A2C"/>
           <w:sz w:val="20"/>
         </w:rPr>
-        <w:t xml:space="preserve">There is no charge until your visit, unless we tell you otherwise for a specific service (for example, a deposit for IV therapy </w:t>
+        <w:t xml:space="preserve">There is no charge until your visit, unless we tell you otherwise for a specific service (for example, a deposit for hyperbaric oxygen or group bookings </w:t>
       </w:r>
       <w:r>
         <w:rPr>
@@ -671,7 +671,7 @@
           <w:color w:val="4A3A2C"/>
           <w:sz w:val="20"/>
         </w:rPr>
-        <w:t>We provide robes, towels, slippers and everything each modality needs.</w:t>
+        <w:t>We provide robes, Aura-branded towels, Aura-branded clothing to wear in the centre, hotel-style Aura-branded slippers and everything each modality needs. Refreshments are served.</w:t>
       </w:r>
     </w:p>
     <w:p>
@@ -702,7 +702,7 @@
           <w:color w:val="A6754C"/>
           <w:sz w:val="17"/>
         </w:rPr>
-        <w:t>10. IV NUTRIENT THERAPY AND HYPERBARIC OXYGEN</w:t>
+        <w:t>10. HYPERBARIC OXYGEN AND FUTURE SERVICES</w:t>
       </w:r>
     </w:p>
     <w:p>
@@ -717,7 +717,7 @@
           <w:color w:val="4A3A2C"/>
           <w:sz w:val="20"/>
         </w:rPr>
-        <w:t xml:space="preserve">IV nutrient therapy is administered by licensed clinical staff, subject to DHA requirements </w:t>
+        <w:t xml:space="preserve">No medical treatments are offered at launch. Hyperbaric oxygen is offered as a non-medical wellness session and is subject to screening </w:t>
       </w:r>
       <w:r>
         <w:rPr>
@@ -727,7 +727,7 @@
           <w:color w:val="A6754C"/>
           <w:sz w:val="20"/>
         </w:rPr>
-        <w:t>[DHA licence / approval reference]</w:t>
+        <w:t>[confirm licensing requirements for hyperbaric with DHA / licensing authority]</w:t>
       </w:r>
       <w:r>
         <w:rPr>
@@ -737,27 +737,7 @@
           <w:color w:val="4A3A2C"/>
           <w:sz w:val="20"/>
         </w:rPr>
-        <w:t xml:space="preserve">. It requires a clinical assessment before treatment, and the clinician may decline to treat. Hyperbaric oxygen sessions are subject to screening and DHA requirements </w:t>
-      </w:r>
-      <w:r>
-        <w:rPr>
-          <w:rFonts w:ascii="Jost" w:hAnsi="Jost" w:cs="Jost" w:eastAsia="Jost"/>
-          <w:b w:val="0"/>
-          <w:i w:val="0"/>
-          <w:color w:val="A6754C"/>
-          <w:sz w:val="20"/>
-        </w:rPr>
-        <w:t>[DHA licence / approval reference]</w:t>
-      </w:r>
-      <w:r>
-        <w:rPr>
-          <w:rFonts w:ascii="Jost" w:hAnsi="Jost" w:cs="Jost" w:eastAsia="Jost"/>
-          <w:b w:val="0"/>
-          <w:i w:val="0"/>
-          <w:color w:val="4A3A2C"/>
-          <w:sz w:val="20"/>
-        </w:rPr>
-        <w:t>. IV therapy is priced separately and is not included in memberships.</w:t>
+        <w:t>. IV nutrient therapy is not offered at launch; it may be introduced in future, subject to DHA licensing, and would be bookable only once announced.</w:t>
       </w:r>
     </w:p>
     <w:p>
@@ -1048,100 +1028,6 @@
           </w:p>
         </w:tc>
       </w:tr>
-      <w:tr>
-        <w:tc>
-          <w:tcPr>
-            <w:tcW w:type="dxa" w:w="4706"/>
-            <w:shd w:val="clear" w:color="auto" w:fill="FBF5EE"/>
-          </w:tcPr>
-          <w:p>
-            <w:pPr>
-              <w:spacing w:before="40" w:after="40" w:line="276" w:lineRule="auto"/>
-            </w:pPr>
-            <w:r>
-              <w:rPr>
-                <w:rFonts w:ascii="Jost" w:hAnsi="Jost" w:cs="Jost" w:eastAsia="Jost"/>
-                <w:b w:val="0"/>
-                <w:i w:val="0"/>
-                <w:color w:val="4A3A2C"/>
-                <w:sz w:val="17"/>
-              </w:rPr>
-              <w:t xml:space="preserve">IV therapy, less than </w:t>
-            </w:r>
-            <w:r>
-              <w:rPr>
-                <w:rFonts w:ascii="Jost" w:hAnsi="Jost" w:cs="Jost" w:eastAsia="Jost"/>
-                <w:b w:val="0"/>
-                <w:i w:val="0"/>
-                <w:color w:val="A6754C"/>
-                <w:sz w:val="17"/>
-              </w:rPr>
-              <w:t>[24]</w:t>
-            </w:r>
-            <w:r>
-              <w:rPr>
-                <w:rFonts w:ascii="Jost" w:hAnsi="Jost" w:cs="Jost" w:eastAsia="Jost"/>
-                <w:b w:val="0"/>
-                <w:i w:val="0"/>
-                <w:color w:val="4A3A2C"/>
-                <w:sz w:val="17"/>
-              </w:rPr>
-              <w:t xml:space="preserve"> hours</w:t>
-            </w:r>
-          </w:p>
-        </w:tc>
-        <w:tc>
-          <w:tcPr>
-            <w:tcW w:type="dxa" w:w="4706"/>
-            <w:shd w:val="clear" w:color="auto" w:fill="FBF5EE"/>
-          </w:tcPr>
-          <w:p>
-            <w:pPr>
-              <w:spacing w:before="40" w:after="40" w:line="276" w:lineRule="auto"/>
-            </w:pPr>
-            <w:r>
-              <w:rPr>
-                <w:rFonts w:ascii="Jost" w:hAnsi="Jost" w:cs="Jost" w:eastAsia="Jost"/>
-                <w:b w:val="0"/>
-                <w:i w:val="0"/>
-                <w:color w:val="4A3A2C"/>
-                <w:sz w:val="17"/>
-              </w:rPr>
-              <w:t xml:space="preserve">Fee of AED </w:t>
-            </w:r>
-            <w:r>
-              <w:rPr>
-                <w:rFonts w:ascii="Jost" w:hAnsi="Jost" w:cs="Jost" w:eastAsia="Jost"/>
-                <w:b w:val="0"/>
-                <w:i w:val="0"/>
-                <w:color w:val="A6754C"/>
-                <w:sz w:val="17"/>
-              </w:rPr>
-              <w:t>[___]</w:t>
-            </w:r>
-            <w:r>
-              <w:rPr>
-                <w:rFonts w:ascii="Jost" w:hAnsi="Jost" w:cs="Jost" w:eastAsia="Jost"/>
-                <w:b w:val="0"/>
-                <w:i w:val="0"/>
-                <w:color w:val="4A3A2C"/>
-                <w:sz w:val="17"/>
-              </w:rPr>
-              <w:t xml:space="preserve"> to cover prepared supplies </w:t>
-            </w:r>
-            <w:r>
-              <w:rPr>
-                <w:rFonts w:ascii="Jost" w:hAnsi="Jost" w:cs="Jost" w:eastAsia="Jost"/>
-                <w:b w:val="0"/>
-                <w:i w:val="0"/>
-                <w:color w:val="A6754C"/>
-                <w:sz w:val="17"/>
-              </w:rPr>
-              <w:t>[to be confirmed]</w:t>
-            </w:r>
-          </w:p>
-        </w:tc>
-      </w:tr>
     </w:tbl>
     <w:p>
       <w:pPr>
@@ -1220,7 +1106,7 @@
           <w:color w:val="4A3A2C"/>
           <w:sz w:val="20"/>
         </w:rPr>
-        <w:t xml:space="preserve">Payment is taken at the studio or through our payment provider in AED. Prices include VAT at 5% where applicable, once The Aura is registered for VAT </w:t>
+        <w:t xml:space="preserve">Payment is taken at the studio by Apple Pay, card or cash, or through our payment provider, in AED. Buy-now-pay-later (Tabby) will be added later. Prices include VAT at 5% where applicable, once The Aura is registered for VAT </w:t>
       </w:r>
       <w:r>
         <w:rPr>
@@ -1355,7 +1241,27 @@
           <w:color w:val="4A3A2C"/>
           <w:sz w:val="20"/>
         </w:rPr>
-        <w:t>Member discounts on IV therapy and add-ons (10% Restore, 15% Elevate) apply to the member only.</w:t>
+        <w:t xml:space="preserve">Member discounts on add-ons and retail </w:t>
+      </w:r>
+      <w:r>
+        <w:rPr>
+          <w:rFonts w:ascii="Jost" w:hAnsi="Jost" w:cs="Jost" w:eastAsia="Jost"/>
+          <w:b w:val="0"/>
+          <w:i w:val="0"/>
+          <w:color w:val="A6754C"/>
+          <w:sz w:val="20"/>
+        </w:rPr>
+        <w:t>[confirm]</w:t>
+      </w:r>
+      <w:r>
+        <w:rPr>
+          <w:rFonts w:ascii="Jost" w:hAnsi="Jost" w:cs="Jost" w:eastAsia="Jost"/>
+          <w:b w:val="0"/>
+          <w:i w:val="0"/>
+          <w:color w:val="4A3A2C"/>
+          <w:sz w:val="20"/>
+        </w:rPr>
+        <w:t xml:space="preserve"> (10% Restore, 15% Elevate) apply to the member only.</w:t>
       </w:r>
     </w:p>
     <w:p>
@@ -1527,7 +1433,7 @@
           <w:color w:val="4A3A2C"/>
           <w:sz w:val="20"/>
         </w:rPr>
-        <w:t>Please follow your Host's guidance at all times, especially in cryotherapy, cold plunge, float and hyperbaric sessions. We may end a session, or refuse service, if continuing would be unsafe or if a guest's behaviour is inappropriate. Photography inside treatment rooms is not allowed without permission, to protect other guests.</w:t>
+        <w:t>Please follow your Host's guidance at all times, especially in cryotherapy, cold plunge, dry float and hyperbaric sessions. We may end a session, or refuse service, if continuing would be unsafe or if a guest's behaviour is inappropriate. Photography inside treatment rooms is not allowed without permission, to protect other guests.</w:t>
       </w:r>
     </w:p>
     <w:p>
